--- a/_build/docx/01_Кадровые_документы/8_Приказ_о_внесении_изменений_в_штатное_расписание.docx
+++ b/_build/docx/01_Кадровые_документы/8_Приказ_о_внесении_изменений_в_штатное_расписание.docx
@@ -224,9 +224,9 @@
         <w:tblLook w:firstColumn="1" w:firstRow="1" w:lastColumn="0" w:lastRow="0" w:noHBand="0" w:noVBand="1" w:val="04A0"/>
       </w:tblPr>
       <w:tblGrid>
-        <w:gridCol w:w="3324"/>
-        <w:gridCol w:w="3324"/>
-        <w:gridCol w:w="3324"/>
+        <w:gridCol w:w="3213"/>
+        <w:gridCol w:w="3213"/>
+        <w:gridCol w:w="3213"/>
       </w:tblGrid>
       <w:tr>
         <w:trPr>
@@ -234,7 +234,7 @@
         </w:trPr>
         <w:tc>
           <w:tcPr>
-            <w:tcW w:type="dxa" w:w="3324"/>
+            <w:tcW w:type="dxa" w:w="3213"/>
           </w:tcPr>
           <w:p>
             <w:r>
@@ -249,7 +249,7 @@
         </w:tc>
         <w:tc>
           <w:tcPr>
-            <w:tcW w:type="dxa" w:w="3324"/>
+            <w:tcW w:type="dxa" w:w="3213"/>
           </w:tcPr>
           <w:p>
             <w:r>
@@ -264,7 +264,7 @@
         </w:tc>
         <w:tc>
           <w:tcPr>
-            <w:tcW w:type="dxa" w:w="3324"/>
+            <w:tcW w:type="dxa" w:w="3213"/>
           </w:tcPr>
           <w:p>
             <w:r>
@@ -281,7 +281,7 @@
       <w:tr>
         <w:tc>
           <w:tcPr>
-            <w:tcW w:type="dxa" w:w="3324"/>
+            <w:tcW w:type="dxa" w:w="3213"/>
           </w:tcPr>
           <w:p>
             <w:r>
@@ -295,7 +295,7 @@
         </w:tc>
         <w:tc>
           <w:tcPr>
-            <w:tcW w:type="dxa" w:w="3324"/>
+            <w:tcW w:type="dxa" w:w="3213"/>
           </w:tcPr>
           <w:p>
             <w:r>
@@ -309,7 +309,7 @@
         </w:tc>
         <w:tc>
           <w:tcPr>
-            <w:tcW w:type="dxa" w:w="3324"/>
+            <w:tcW w:type="dxa" w:w="3213"/>
           </w:tcPr>
           <w:p>
             <w:r>
@@ -325,7 +325,7 @@
       <w:tr>
         <w:tc>
           <w:tcPr>
-            <w:tcW w:type="dxa" w:w="3324"/>
+            <w:tcW w:type="dxa" w:w="3213"/>
           </w:tcPr>
           <w:p>
             <w:r>
@@ -339,7 +339,7 @@
         </w:tc>
         <w:tc>
           <w:tcPr>
-            <w:tcW w:type="dxa" w:w="3324"/>
+            <w:tcW w:type="dxa" w:w="3213"/>
           </w:tcPr>
           <w:p>
             <w:r>
@@ -353,7 +353,7 @@
         </w:tc>
         <w:tc>
           <w:tcPr>
-            <w:tcW w:type="dxa" w:w="3324"/>
+            <w:tcW w:type="dxa" w:w="3213"/>
           </w:tcPr>
           <w:p>
             <w:r>
@@ -369,7 +369,7 @@
       <w:tr>
         <w:tc>
           <w:tcPr>
-            <w:tcW w:type="dxa" w:w="3324"/>
+            <w:tcW w:type="dxa" w:w="3213"/>
           </w:tcPr>
           <w:p>
             <w:r>
@@ -383,7 +383,7 @@
         </w:tc>
         <w:tc>
           <w:tcPr>
-            <w:tcW w:type="dxa" w:w="3324"/>
+            <w:tcW w:type="dxa" w:w="3213"/>
           </w:tcPr>
           <w:p>
             <w:r>
@@ -397,7 +397,7 @@
         </w:tc>
         <w:tc>
           <w:tcPr>
-            <w:tcW w:type="dxa" w:w="3324"/>
+            <w:tcW w:type="dxa" w:w="3213"/>
           </w:tcPr>
           <w:p>
             <w:r>
@@ -413,13 +413,13 @@
       <w:tr>
         <w:tc>
           <w:tcPr>
-            <w:tcW w:type="dxa" w:w="3324"/>
+            <w:tcW w:type="dxa" w:w="3213"/>
           </w:tcPr>
           <w:p/>
         </w:tc>
         <w:tc>
           <w:tcPr>
-            <w:tcW w:type="dxa" w:w="3324"/>
+            <w:tcW w:type="dxa" w:w="3213"/>
           </w:tcPr>
           <w:p>
             <w:r>
@@ -434,7 +434,7 @@
         </w:tc>
         <w:tc>
           <w:tcPr>
-            <w:tcW w:type="dxa" w:w="3324"/>
+            <w:tcW w:type="dxa" w:w="3213"/>
           </w:tcPr>
           <w:p>
             <w:r>
@@ -695,7 +695,7 @@
       </w:r>
     </w:p>
     <w:sectPr>
-      <w:pgSz w:w="12240" w:h="15840"/>
+      <w:pgSz w:w="11906" w:h="16838"/>
       <w:pgMar w:top="1134" w:right="850" w:bottom="1134" w:left="1417" w:header="720" w:footer="720" w:gutter="0"/>
       <w:cols w:space="720"/>
       <w:docGrid w:linePitch="360"/>
